--- a/OPD/lab3/Л3-Кучерявый Игорь.docx
+++ b/OPD/lab3/Л3-Кучерявый Игорь.docx
@@ -656,7 +656,6 @@
       <w:r>
         <w:rPr>
           <w:rFonts w:ascii="Times New Roman" w:eastAsia="Times New Roman" w:hAnsi="Times New Roman" w:cs="Times New Roman"/>
-          <w:lang w:val="en-US"/>
         </w:rPr>
         <w:t>6</w:t>
       </w:r>
@@ -5599,7 +5598,13 @@
           <w:rFonts w:ascii="Cambria Math" w:hAnsi="Cambria Math" w:cs="Cambria Math"/>
           <w:lang w:val="en-US"/>
         </w:rPr>
-        <w:t xml:space="preserve"> N</w:t>
+        <w:t xml:space="preserve"> </w:t>
+      </w:r>
+      <w:r>
+        <w:rPr>
+          <w:rFonts w:ascii="Cambria Math" w:hAnsi="Cambria Math" w:cs="Cambria Math"/>
+        </w:rPr>
+        <w:t>2048 – 24 = 2024</w:t>
       </w:r>
     </w:p>
     <w:p>
@@ -6205,7 +6210,6 @@
         <w:rPr>
           <w:rFonts w:ascii="Times New Roman" w:eastAsia="Times New Roman" w:hAnsi="Times New Roman" w:cs="Times New Roman"/>
           <w:sz w:val="24"/>
-          <w:lang w:val="en-US"/>
         </w:rPr>
       </w:pPr>
       <w:r>
@@ -6214,7 +6218,14 @@
           <w:sz w:val="24"/>
           <w:lang w:val="en-US"/>
         </w:rPr>
-        <w:t>Arr[0] = 0x0400</w:t>
+        <w:t>Arr</w:t>
+      </w:r>
+      <w:r>
+        <w:rPr>
+          <w:rFonts w:ascii="Times New Roman" w:eastAsia="Times New Roman" w:hAnsi="Times New Roman" w:cs="Times New Roman"/>
+          <w:sz w:val="24"/>
+        </w:rPr>
+        <w:t>[0] = 0</w:t>
       </w:r>
       <w:r>
         <w:rPr>
@@ -6222,13 +6233,26 @@
           <w:sz w:val="24"/>
           <w:lang w:val="en-US"/>
         </w:rPr>
+        <w:t>x</w:t>
+      </w:r>
+      <w:r>
+        <w:rPr>
+          <w:rFonts w:ascii="Times New Roman" w:eastAsia="Times New Roman" w:hAnsi="Times New Roman" w:cs="Times New Roman"/>
+          <w:sz w:val="24"/>
+        </w:rPr>
+        <w:t>0400</w:t>
+      </w:r>
+      <w:r>
+        <w:rPr>
+          <w:rFonts w:ascii="Times New Roman" w:eastAsia="Times New Roman" w:hAnsi="Times New Roman" w:cs="Times New Roman"/>
+          <w:sz w:val="24"/>
+        </w:rPr>
         <w:t>,</w:t>
       </w:r>
       <w:r>
         <w:rPr>
           <w:rFonts w:ascii="Times New Roman" w:eastAsia="Times New Roman" w:hAnsi="Times New Roman" w:cs="Times New Roman"/>
           <w:sz w:val="24"/>
-          <w:lang w:val="en-US"/>
         </w:rPr>
         <w:t xml:space="preserve"> </w:t>
       </w:r>
@@ -6238,7 +6262,14 @@
           <w:sz w:val="24"/>
           <w:lang w:val="en-US"/>
         </w:rPr>
-        <w:t>Arr[</w:t>
+        <w:t>Arr</w:t>
+      </w:r>
+      <w:r>
+        <w:rPr>
+          <w:rFonts w:ascii="Times New Roman" w:eastAsia="Times New Roman" w:hAnsi="Times New Roman" w:cs="Times New Roman"/>
+          <w:sz w:val="24"/>
+        </w:rPr>
+        <w:t>[1] = 0</w:t>
       </w:r>
       <w:r>
         <w:rPr>
@@ -6246,21 +6277,12 @@
           <w:sz w:val="24"/>
           <w:lang w:val="en-US"/>
         </w:rPr>
-        <w:t>1</w:t>
+        <w:t>x</w:t>
       </w:r>
       <w:r>
         <w:rPr>
           <w:rFonts w:ascii="Times New Roman" w:eastAsia="Times New Roman" w:hAnsi="Times New Roman" w:cs="Times New Roman"/>
           <w:sz w:val="24"/>
-          <w:lang w:val="en-US"/>
-        </w:rPr>
-        <w:t>] = 0x</w:t>
-      </w:r>
-      <w:r>
-        <w:rPr>
-          <w:rFonts w:ascii="Times New Roman" w:eastAsia="Times New Roman" w:hAnsi="Times New Roman" w:cs="Times New Roman"/>
-          <w:sz w:val="24"/>
-          <w:lang w:val="en-US"/>
         </w:rPr>
         <w:t xml:space="preserve">0300, </w:t>
       </w:r>
@@ -6270,7 +6292,14 @@
           <w:sz w:val="24"/>
           <w:lang w:val="en-US"/>
         </w:rPr>
-        <w:t>Arr[</w:t>
+        <w:t>Arr</w:t>
+      </w:r>
+      <w:r>
+        <w:rPr>
+          <w:rFonts w:ascii="Times New Roman" w:eastAsia="Times New Roman" w:hAnsi="Times New Roman" w:cs="Times New Roman"/>
+          <w:sz w:val="24"/>
+        </w:rPr>
+        <w:t>[2] = 0</w:t>
       </w:r>
       <w:r>
         <w:rPr>
@@ -6278,21 +6307,12 @@
           <w:sz w:val="24"/>
           <w:lang w:val="en-US"/>
         </w:rPr>
-        <w:t>2</w:t>
+        <w:t>x</w:t>
       </w:r>
       <w:r>
         <w:rPr>
           <w:rFonts w:ascii="Times New Roman" w:eastAsia="Times New Roman" w:hAnsi="Times New Roman" w:cs="Times New Roman"/>
           <w:sz w:val="24"/>
-          <w:lang w:val="en-US"/>
-        </w:rPr>
-        <w:t>] = 0x</w:t>
-      </w:r>
-      <w:r>
-        <w:rPr>
-          <w:rFonts w:ascii="Times New Roman" w:eastAsia="Times New Roman" w:hAnsi="Times New Roman" w:cs="Times New Roman"/>
-          <w:sz w:val="24"/>
-          <w:lang w:val="en-US"/>
         </w:rPr>
         <w:t xml:space="preserve">0001, </w:t>
       </w:r>
@@ -6302,7 +6322,14 @@
           <w:sz w:val="24"/>
           <w:lang w:val="en-US"/>
         </w:rPr>
-        <w:t>Arr[</w:t>
+        <w:t>Arr</w:t>
+      </w:r>
+      <w:r>
+        <w:rPr>
+          <w:rFonts w:ascii="Times New Roman" w:eastAsia="Times New Roman" w:hAnsi="Times New Roman" w:cs="Times New Roman"/>
+          <w:sz w:val="24"/>
+        </w:rPr>
+        <w:t>[3] = 0</w:t>
       </w:r>
       <w:r>
         <w:rPr>
@@ -6310,21 +6337,12 @@
           <w:sz w:val="24"/>
           <w:lang w:val="en-US"/>
         </w:rPr>
-        <w:t>3</w:t>
+        <w:t>x</w:t>
       </w:r>
       <w:r>
         <w:rPr>
           <w:rFonts w:ascii="Times New Roman" w:eastAsia="Times New Roman" w:hAnsi="Times New Roman" w:cs="Times New Roman"/>
           <w:sz w:val="24"/>
-          <w:lang w:val="en-US"/>
-        </w:rPr>
-        <w:t>] = 0x</w:t>
-      </w:r>
-      <w:r>
-        <w:rPr>
-          <w:rFonts w:ascii="Times New Roman" w:eastAsia="Times New Roman" w:hAnsi="Times New Roman" w:cs="Times New Roman"/>
-          <w:sz w:val="24"/>
-          <w:lang w:val="en-US"/>
         </w:rPr>
         <w:t xml:space="preserve">1000, </w:t>
       </w:r>
